--- a/data_science_notes.docx
+++ b/data_science_notes.docx
@@ -1416,8 +1416,321 @@
       </w:r>
     </w:p>
     <w:p>
+      <w:pPr>
+        <w:rPr>
+          <w:b/>
+          <w:sz w:val="52"/>
+          <w:szCs w:val="52"/>
+        </w:rPr>
+      </w:pPr>
+      <w:r>
+        <w:rPr>
+          <w:b/>
+          <w:sz w:val="52"/>
+          <w:szCs w:val="52"/>
+        </w:rPr>
+        <w:lastRenderedPageBreak/>
+        <w:t>KEYWORDS:</w:t>
+      </w:r>
+    </w:p>
+    <w:p>
+      <w:pPr>
+        <w:rPr>
+          <w:b/>
+          <w:sz w:val="52"/>
+          <w:szCs w:val="52"/>
+        </w:rPr>
+      </w:pPr>
+      <w:proofErr w:type="spellStart"/>
+      <w:proofErr w:type="gramStart"/>
+      <w:r>
+        <w:rPr>
+          <w:rStyle w:val="HTMLCode"/>
+          <w:rFonts w:eastAsiaTheme="minorHAnsi"/>
+          <w:b/>
+          <w:bCs/>
+        </w:rPr>
+        <w:t>df.isnull</w:t>
+      </w:r>
+      <w:proofErr w:type="spellEnd"/>
+      <w:r>
+        <w:rPr>
+          <w:rStyle w:val="HTMLCode"/>
+          <w:rFonts w:eastAsiaTheme="minorHAnsi"/>
+          <w:b/>
+          <w:bCs/>
+        </w:rPr>
+        <w:t>(</w:t>
+      </w:r>
+      <w:proofErr w:type="gramEnd"/>
+      <w:r>
+        <w:rPr>
+          <w:rStyle w:val="HTMLCode"/>
+          <w:rFonts w:eastAsiaTheme="minorHAnsi"/>
+          <w:b/>
+          <w:bCs/>
+        </w:rPr>
+        <w:t>).any(axis=1)</w:t>
+      </w:r>
+      <w:r>
+        <w:rPr>
+          <w:rStyle w:val="Strong"/>
+        </w:rPr>
+        <w:t xml:space="preserve"> = "Which rows have at least one missing value?"</w:t>
+      </w:r>
+    </w:p>
+    <w:p>
+      <w:pPr>
+        <w:pStyle w:val="Heading3"/>
+      </w:pPr>
       <w:bookmarkStart w:id="0" w:name="_GoBack"/>
       <w:bookmarkEnd w:id="0"/>
+    </w:p>
+    <w:tbl>
+      <w:tblPr>
+        <w:tblW w:w="0" w:type="auto"/>
+        <w:tblCellSpacing w:w="15" w:type="dxa"/>
+        <w:tblCellMar>
+          <w:top w:w="15" w:type="dxa"/>
+          <w:left w:w="15" w:type="dxa"/>
+          <w:bottom w:w="15" w:type="dxa"/>
+          <w:right w:w="15" w:type="dxa"/>
+        </w:tblCellMar>
+        <w:tblLook w:val="04A0" w:firstRow="1" w:lastRow="0" w:firstColumn="1" w:lastColumn="0" w:noHBand="0" w:noVBand="1"/>
+      </w:tblPr>
+      <w:tblGrid>
+        <w:gridCol w:w="1036"/>
+        <w:gridCol w:w="2478"/>
+      </w:tblGrid>
+      <w:tr>
+        <w:trPr>
+          <w:tblHeader/>
+          <w:tblCellSpacing w:w="15" w:type="dxa"/>
+        </w:trPr>
+        <w:tc>
+          <w:tcPr>
+            <w:tcW w:w="0" w:type="auto"/>
+            <w:vAlign w:val="center"/>
+            <w:hideMark/>
+          </w:tcPr>
+          <w:p>
+            <w:pPr>
+              <w:jc w:val="center"/>
+              <w:rPr>
+                <w:b/>
+                <w:bCs/>
+              </w:rPr>
+            </w:pPr>
+            <w:r>
+              <w:rPr>
+                <w:b/>
+                <w:bCs/>
+              </w:rPr>
+              <w:t>Code</w:t>
+            </w:r>
+          </w:p>
+        </w:tc>
+        <w:tc>
+          <w:tcPr>
+            <w:tcW w:w="0" w:type="auto"/>
+            <w:vAlign w:val="center"/>
+            <w:hideMark/>
+          </w:tcPr>
+          <w:p>
+            <w:pPr>
+              <w:jc w:val="center"/>
+              <w:rPr>
+                <w:b/>
+                <w:bCs/>
+              </w:rPr>
+            </w:pPr>
+            <w:r>
+              <w:rPr>
+                <w:b/>
+                <w:bCs/>
+              </w:rPr>
+              <w:t>Meaning</w:t>
+            </w:r>
+          </w:p>
+        </w:tc>
+      </w:tr>
+      <w:tr>
+        <w:trPr>
+          <w:tblCellSpacing w:w="15" w:type="dxa"/>
+        </w:trPr>
+        <w:tc>
+          <w:tcPr>
+            <w:tcW w:w="0" w:type="auto"/>
+            <w:vAlign w:val="center"/>
+            <w:hideMark/>
+          </w:tcPr>
+          <w:p>
+            <w:proofErr w:type="spellStart"/>
+            <w:r>
+              <w:rPr>
+                <w:rStyle w:val="HTMLCode"/>
+                <w:rFonts w:eastAsiaTheme="minorHAnsi"/>
+              </w:rPr>
+              <w:t>isnull</w:t>
+            </w:r>
+            <w:proofErr w:type="spellEnd"/>
+            <w:r>
+              <w:rPr>
+                <w:rStyle w:val="HTMLCode"/>
+                <w:rFonts w:eastAsiaTheme="minorHAnsi"/>
+              </w:rPr>
+              <w:t>()</w:t>
+            </w:r>
+          </w:p>
+        </w:tc>
+        <w:tc>
+          <w:tcPr>
+            <w:tcW w:w="0" w:type="auto"/>
+            <w:vAlign w:val="center"/>
+            <w:hideMark/>
+          </w:tcPr>
+          <w:p>
+            <w:r>
+              <w:t>Find missing values</w:t>
+            </w:r>
+          </w:p>
+        </w:tc>
+      </w:tr>
+      <w:tr>
+        <w:trPr>
+          <w:tblCellSpacing w:w="15" w:type="dxa"/>
+        </w:trPr>
+        <w:tc>
+          <w:tcPr>
+            <w:tcW w:w="0" w:type="auto"/>
+            <w:vAlign w:val="center"/>
+            <w:hideMark/>
+          </w:tcPr>
+          <w:p>
+            <w:r>
+              <w:rPr>
+                <w:rStyle w:val="HTMLCode"/>
+                <w:rFonts w:eastAsiaTheme="minorHAnsi"/>
+              </w:rPr>
+              <w:t>any()</w:t>
+            </w:r>
+          </w:p>
+        </w:tc>
+        <w:tc>
+          <w:tcPr>
+            <w:tcW w:w="0" w:type="auto"/>
+            <w:vAlign w:val="center"/>
+            <w:hideMark/>
+          </w:tcPr>
+          <w:p>
+            <w:r>
+              <w:t xml:space="preserve">Is there at least one </w:t>
+            </w:r>
+            <w:r>
+              <w:rPr>
+                <w:rStyle w:val="HTMLCode"/>
+                <w:rFonts w:eastAsiaTheme="minorHAnsi"/>
+              </w:rPr>
+              <w:t>True</w:t>
+            </w:r>
+            <w:r>
+              <w:t>?</w:t>
+            </w:r>
+          </w:p>
+        </w:tc>
+      </w:tr>
+      <w:tr>
+        <w:trPr>
+          <w:tblCellSpacing w:w="15" w:type="dxa"/>
+        </w:trPr>
+        <w:tc>
+          <w:tcPr>
+            <w:tcW w:w="0" w:type="auto"/>
+            <w:vAlign w:val="center"/>
+            <w:hideMark/>
+          </w:tcPr>
+          <w:p>
+            <w:r>
+              <w:rPr>
+                <w:rStyle w:val="HTMLCode"/>
+                <w:rFonts w:eastAsiaTheme="minorHAnsi"/>
+              </w:rPr>
+              <w:t>axis=1</w:t>
+            </w:r>
+          </w:p>
+        </w:tc>
+        <w:tc>
+          <w:tcPr>
+            <w:tcW w:w="0" w:type="auto"/>
+            <w:vAlign w:val="center"/>
+            <w:hideMark/>
+          </w:tcPr>
+          <w:p>
+            <w:r>
+              <w:t xml:space="preserve">Check </w:t>
+            </w:r>
+            <w:r>
+              <w:rPr>
+                <w:rStyle w:val="Strong"/>
+              </w:rPr>
+              <w:t>row-wise</w:t>
+            </w:r>
+          </w:p>
+        </w:tc>
+      </w:tr>
+      <w:tr>
+        <w:trPr>
+          <w:tblCellSpacing w:w="15" w:type="dxa"/>
+        </w:trPr>
+        <w:tc>
+          <w:tcPr>
+            <w:tcW w:w="0" w:type="auto"/>
+            <w:vAlign w:val="center"/>
+            <w:hideMark/>
+          </w:tcPr>
+          <w:p>
+            <w:r>
+              <w:rPr>
+                <w:rStyle w:val="HTMLCode"/>
+                <w:rFonts w:eastAsiaTheme="minorHAnsi"/>
+              </w:rPr>
+              <w:t>axis=0</w:t>
+            </w:r>
+          </w:p>
+        </w:tc>
+        <w:tc>
+          <w:tcPr>
+            <w:tcW w:w="0" w:type="auto"/>
+            <w:vAlign w:val="center"/>
+            <w:hideMark/>
+          </w:tcPr>
+          <w:p>
+            <w:r>
+              <w:t xml:space="preserve">Check </w:t>
+            </w:r>
+            <w:r>
+              <w:rPr>
+                <w:rStyle w:val="Strong"/>
+              </w:rPr>
+              <w:t>column-wise</w:t>
+            </w:r>
+          </w:p>
+        </w:tc>
+      </w:tr>
+    </w:tbl>
+    <w:p>
+      <w:pPr>
+        <w:pStyle w:val="ywclfwstreamingtextblock"/>
+      </w:pPr>
+    </w:p>
+    <w:p>
+      <w:pPr>
+        <w:rPr>
+          <w:b/>
+          <w:sz w:val="24"/>
+          <w:szCs w:val="24"/>
+        </w:rPr>
+      </w:pPr>
     </w:p>
     <w:sectPr>
       <w:pgSz w:w="11906" w:h="16838"/>
@@ -2011,6 +2324,20 @@
       <w:lang w:eastAsia="en-IN"/>
     </w:rPr>
   </w:style>
+  <w:style w:type="paragraph" w:customStyle="1" w:styleId="ywclfwstreamingtextblock">
+    <w:name w:val="ywclfw_streamingtextblock"/>
+    <w:basedOn w:val="Normal"/>
+    <w:rsid w:val="00CE593C"/>
+    <w:pPr>
+      <w:spacing w:before="100" w:beforeAutospacing="1" w:after="100" w:afterAutospacing="1" w:line="240" w:lineRule="auto"/>
+    </w:pPr>
+    <w:rPr>
+      <w:rFonts w:ascii="Times New Roman" w:eastAsia="Times New Roman" w:hAnsi="Times New Roman" w:cs="Times New Roman"/>
+      <w:sz w:val="24"/>
+      <w:szCs w:val="24"/>
+      <w:lang w:eastAsia="en-IN"/>
+    </w:rPr>
+  </w:style>
 </w:styles>
 </file>
 
